--- a/QED Course/Prologue 02 Partial Reflection and All Paths.docx
+++ b/QED Course/Prologue 02 Partial Reflection and All Paths.docx
@@ -1066,7 +1066,7 @@
           </w:tcPr>
           <w:p>
             <w:r>
-              <w:t>Challenge: soap-film colours. Which prologue object is changing across the spectrum?</w:t>
+              <w:t>Challenge: soap-film colors. Which prologue object is changing across the spectrum?</w:t>
             </w:r>
           </w:p>
         </w:tc>
@@ -1119,7 +1119,7 @@
         <w:t xml:space="preserve"> </w:t>
       </w:r>
       <w:r>
-        <w:t>Extra time in the glass, hence extra rotation, depending on colour and thickness.</w:t>
+        <w:t>Extra time in the glass, hence extra rotation, depending on color and thickness.</w:t>
       </w:r>
     </w:p>
     <w:p>
@@ -1189,7 +1189,7 @@
         <w:t xml:space="preserve"> </w:t>
       </w:r>
       <w:r>
-        <w:t>Colour, i.e. rotation rate; a given thickness is constructive for some colours and destructive for others.</w:t>
+        <w:t>Color, i.e. rotation rate; a given thickness is constructive for some colors and destructive for others.</w:t>
       </w:r>
     </w:p>
     <w:p>
